--- a/docs/02_Technical_Build_Specification.docx
+++ b/docs/02_Technical_Build_Specification.docx
@@ -2382,7 +2382,7 @@
         <w:pStyle w:val="Heading1"/>
       </w:pPr>
       <w:r>
-        <w:t>8. Data Atlas (Transformation Mappings)</w:t>
+        <w:t>8. Transformation and Mapping Catalog (Transformation Mappings)</w:t>
       </w:r>
     </w:p>
     <w:p>
@@ -2492,7 +2492,7 @@
           <w:color w:val="666666"/>
           <w:sz w:val="18"/>
         </w:rPr>
-        <w:t>Figure: Data Atlas with HL7 v2 to FHIR R4 selected, showing SDA3.Address mappings at sub-field level with IRIS class names and coverage filters</w:t>
+        <w:t>Figure: Transformation and Mapping Catalog with HL7 v2 to FHIR R4 selected, showing SDA3.Address mappings at sub-field level with IRIS class names and coverage filters</w:t>
       </w:r>
     </w:p>
     <w:p/>
@@ -4227,7 +4227,7 @@
               <w:rPr>
                 <w:sz w:val="20"/>
               </w:rPr>
-              <w:t>Data Atlas</w:t>
+              <w:t>Transformation and Mapping Catalog</w:t>
             </w:r>
           </w:p>
         </w:tc>

--- a/docs/02_Technical_Build_Specification.docx
+++ b/docs/02_Technical_Build_Specification.docx
@@ -44,7 +44,7 @@
           <w:color w:val="999999"/>
           <w:sz w:val="20"/>
         </w:rPr>
-        <w:t>Version 1.0 | May 2026 | InterSystems AI Hub</w:t>
+        <w:t>Version 2.0 | May 2026 | InterSystems AI Hub</w:t>
       </w:r>
     </w:p>
     <w:p>
@@ -62,12 +62,17 @@
     </w:p>
     <w:p>
       <w:r>
-        <w:t>This document specifies the components InterSystems must build to deliver a production-grade Agentic Health Interoperability solution. The system is a configuration-driven AI Copilot embedded in IRIS for Health that enables integration engineers to build Productions, create Transformations, and test healthcare messages through natural-language conversation.</w:t>
+        <w:t>This document specifies the components needed to deliver a production-grade Agentic Health Interoperability solution. The system is a configuration-driven AI Copilot embedded in IRIS for Health that enables integration engineers to build Productions, create Transformations, and test healthcare messages through natural-language conversation.</w:t>
       </w:r>
     </w:p>
     <w:p>
       <w:r>
-        <w:t>The solution is built on the IRIS %AI Framework (Agent, MCP, ToolSet, Tool, Skill primitives) and extends it with application-specific infrastructure: a chat UX, an admin UI, vector catalogs, a transformation data atlas, connection management, and audit/security controls.</w:t>
+        <w:t>The solution is built on the IRIS %AI Framework (Agent, MCP, ToolSet, Tool, Skill primitives) and extends it with application-specific infrastructure: a chat UX, an admin UI, vector catalogs, the Transformation and Mapping Catalog, connection management, and audit/security controls.</w:t>
+      </w:r>
+    </w:p>
+    <w:p>
+      <w:r>
+        <w:t>Three personas interact with the system: Developers who build capabilities in code, AI Hub Admins who configure the copilot through the admin UI, and End Users (System Integrators) who use the chatbot to get integration work done.</w:t>
       </w:r>
     </w:p>
     <w:p>
@@ -85,7 +90,7 @@
     </w:p>
     <w:p>
       <w:r>
-        <w:t>A streaming chat interface embedded in the IRIS Management Portal that connects to a %AI.Agent via Server-Sent Events (SSE). The chatbot is the Builder's primary interface for interacting with the agent.</w:t>
+        <w:t>A streaming chat interface embedded in the IRIS Management Portal that connects to a %AI.Agent via Server-Sent Events (SSE). The chatbot is the End User's primary interface for interacting with the agent.</w:t>
       </w:r>
     </w:p>
     <w:p>
@@ -394,7 +399,7 @@
               <w:rPr>
                 <w:sz w:val="20"/>
               </w:rPr>
-              <w:t>Admin UI Agent editor</w:t>
+              <w:t>Admin UI Agent editor (AI Hub Admin)</w:t>
             </w:r>
           </w:p>
         </w:tc>
@@ -657,7 +662,7 @@
     </w:p>
     <w:p>
       <w:r>
-        <w:t>Shipped class defaults and user customizations both survive across IPM upgrades. Override tables (AgentOverride, MCPOverride, ToolSetOverride) store admin UI changes. At build time, the Overlay class merges overrides on top of compiled defaults. 'Reset to defaults' deletes the override row.</w:t>
+        <w:t>Shipped class defaults and user customizations both survive across IPM upgrades. Override tables (AgentOverride, MCPOverride, ToolSetOverride) store admin UI changes made by the AI Hub Admin. At build time, the Overlay class merges overrides on top of compiled defaults. 'Reset to defaults' deletes the override row.</w:t>
       </w:r>
     </w:p>
     <w:p>
@@ -1348,6 +1353,19 @@
       </w:tr>
     </w:tbl>
     <w:p/>
+    <w:p>
+      <w:pPr>
+        <w:pStyle w:val="Heading2"/>
+      </w:pPr>
+      <w:r>
+        <w:t>4.2 Skill Registration</w:t>
+      </w:r>
+    </w:p>
+    <w:p>
+      <w:r>
+        <w:t>Skills extend AgenticInterop.Skill.Base (not %AI.Agent.Skill directly -- see Lessons Learned for the bug that required this extension). At agent build time, SkillLoader discovers all Skill.Base subclasses, instantiates them, and registers them as tools in the agent's tool catalog.</w:t>
+      </w:r>
+    </w:p>
     <w:p>
       <w:r>
         <w:br w:type="page"/>
@@ -2061,7 +2079,7 @@
         <w:pStyle w:val="ListBullet"/>
       </w:pPr>
       <w:r>
-        <w:t>ConfirmationGate: Mutating tools require explicit user approval before execution.</w:t>
+        <w:t>ConfirmationGate: Mutating tools require explicit End User approval before execution.</w:t>
       </w:r>
     </w:p>
     <w:p>
@@ -2069,7 +2087,7 @@
         <w:pStyle w:val="ListBullet"/>
       </w:pPr>
       <w:r>
-        <w:t>ToolFilter: Strips framework waste tools (FileSystem, SQL, ShellTools) from the LLM catalog. Saves ~3K tokens per request.</w:t>
+        <w:t>ToolFilter: Strips framework waste tools (FileSystem, SQL, ShellTools) from the LLM catalog. Saves ~5K tokens per request.</w:t>
       </w:r>
     </w:p>
     <w:p>
@@ -2382,7 +2400,7 @@
         <w:pStyle w:val="Heading1"/>
       </w:pPr>
       <w:r>
-        <w:t>8. Transformation and Mapping Catalog (Transformation Mappings)</w:t>
+        <w:t>8. Transformation and Mapping Catalog</w:t>
       </w:r>
     </w:p>
     <w:p>
@@ -2439,7 +2457,7 @@
           <w:color w:val="666666"/>
           <w:sz w:val="18"/>
         </w:rPr>
-        <w:t>Figure: Transforms tab initial state: format pair selection (Data From / Data To dropdowns) with 1538 pre-computed rows</w:t>
+        <w:t>Figure: Transforms tab initial state: format pair selection with 1,538 pre-computed rows</w:t>
       </w:r>
     </w:p>
     <w:p/>
@@ -2566,7 +2584,7 @@
     </w:p>
     <w:p>
       <w:r>
-        <w:t>A multi-provider LLM connection manager that stores credentials securely and provides health-check (connection test) functionality.</w:t>
+        <w:t>A multi-provider LLM connection manager that stores credentials securely and provides health-check (connection test) functionality. Managed by the AI Hub Admin.</w:t>
       </w:r>
     </w:p>
     <w:p>
@@ -3043,7 +3061,123 @@
         <w:pStyle w:val="Heading2"/>
       </w:pPr>
       <w:r>
-        <w:t>10.1 Audit Log Fields</w:t>
+        <w:t>10.1 Authentication</w:t>
+      </w:r>
+    </w:p>
+    <w:tbl>
+      <w:tblPr>
+        <w:tblStyle w:val="TableGrid"/>
+        <w:tblW w:type="auto" w:w="0"/>
+        <w:jc w:val="center"/>
+        <w:tblLook w:firstColumn="1" w:firstRow="1" w:lastColumn="0" w:lastRow="0" w:noHBand="0" w:noVBand="1" w:val="04A0"/>
+      </w:tblPr>
+      <w:tblGrid>
+        <w:gridCol w:w="4320"/>
+        <w:gridCol w:w="4320"/>
+      </w:tblGrid>
+      <w:tr>
+        <w:tc>
+          <w:tcPr>
+            <w:tcW w:type="dxa" w:w="4320"/>
+            <w:shd w:val="clear" w:color="auto" w:fill="1A1A2E"/>
+          </w:tcPr>
+          <w:p>
+            <w:r>
+              <w:rPr>
+                <w:b/>
+                <w:color w:val="FFFFFF"/>
+                <w:sz w:val="20"/>
+              </w:rPr>
+              <w:t>Method</w:t>
+            </w:r>
+          </w:p>
+        </w:tc>
+        <w:tc>
+          <w:tcPr>
+            <w:tcW w:type="dxa" w:w="4320"/>
+            <w:shd w:val="clear" w:color="auto" w:fill="1A1A2E"/>
+          </w:tcPr>
+          <w:p>
+            <w:r>
+              <w:rPr>
+                <w:b/>
+                <w:color w:val="FFFFFF"/>
+                <w:sz w:val="20"/>
+              </w:rPr>
+              <w:t>Use Case</w:t>
+            </w:r>
+          </w:p>
+        </w:tc>
+      </w:tr>
+      <w:tr>
+        <w:tc>
+          <w:tcPr>
+            <w:tcW w:type="dxa" w:w="4320"/>
+          </w:tcPr>
+          <w:p>
+            <w:r>
+              <w:rPr>
+                <w:sz w:val="20"/>
+              </w:rPr>
+              <w:t>Basic auth</w:t>
+            </w:r>
+          </w:p>
+        </w:tc>
+        <w:tc>
+          <w:tcPr>
+            <w:tcW w:type="dxa" w:w="4320"/>
+          </w:tcPr>
+          <w:p>
+            <w:r>
+              <w:rPr>
+                <w:sz w:val="20"/>
+              </w:rPr>
+              <w:t>Direct admin UI access (standalone mode)</w:t>
+            </w:r>
+          </w:p>
+        </w:tc>
+      </w:tr>
+      <w:tr>
+        <w:tc>
+          <w:tcPr>
+            <w:tcW w:type="dxa" w:w="4320"/>
+          </w:tcPr>
+          <w:p>
+            <w:r>
+              <w:rPr>
+                <w:sz w:val="20"/>
+              </w:rPr>
+              <w:t>JWT Bearer</w:t>
+            </w:r>
+          </w:p>
+        </w:tc>
+        <w:tc>
+          <w:tcPr>
+            <w:tcW w:type="dxa" w:w="4320"/>
+          </w:tcPr>
+          <w:p>
+            <w:r>
+              <w:rPr>
+                <w:sz w:val="20"/>
+              </w:rPr>
+              <w:t>Embedded access from Interop Editor (token passed via postMessage bridge)</w:t>
+            </w:r>
+          </w:p>
+        </w:tc>
+      </w:tr>
+    </w:tbl>
+    <w:p/>
+    <w:p>
+      <w:r>
+        <w:t>All REST endpoints require authentication. No UI element is visible before login.</w:t>
+      </w:r>
+    </w:p>
+    <w:p>
+      <w:pPr>
+        <w:pStyle w:val="Heading2"/>
+      </w:pPr>
+      <w:r>
+        <w:t>10.2 Audit Log Fields</w:t>
       </w:r>
     </w:p>
     <w:tbl>
@@ -3374,6 +3508,30 @@
     </w:tbl>
     <w:p/>
     <w:p>
+      <w:pPr>
+        <w:pStyle w:val="Heading2"/>
+      </w:pPr>
+      <w:r>
+        <w:t>10.3 Security Policies</w:t>
+      </w:r>
+    </w:p>
+    <w:p>
+      <w:pPr>
+        <w:pStyle w:val="ListBullet"/>
+      </w:pPr>
+      <w:r>
+        <w:t>ConfirmationGate: Mutating operations require explicit End User approval.</w:t>
+      </w:r>
+    </w:p>
+    <w:p>
+      <w:pPr>
+        <w:pStyle w:val="ListBullet"/>
+      </w:pPr>
+      <w:r>
+        <w:t>ToolFilter: Strips framework waste tools from the LLM catalog, preventing access to generic system tools.</w:t>
+      </w:r>
+    </w:p>
+    <w:p>
       <w:r>
         <w:br w:type="page"/>
       </w:r>
@@ -3607,7 +3765,7 @@
               <w:rPr>
                 <w:sz w:val="20"/>
               </w:rPr>
-              <w:t>Pre-computed SQL table (1538 rows)</w:t>
+              <w:t>Pre-computed SQL table (1,538 rows)</w:t>
             </w:r>
           </w:p>
         </w:tc>
@@ -4404,7 +4562,7 @@
               <w:rPr>
                 <w:sz w:val="20"/>
               </w:rPr>
-              <w:t>61 ObjectScript classes, 8 web files, 95 commits</w:t>
+              <w:t>61 ObjectScript classes, 8 web files, 100+ commits</w:t>
             </w:r>
           </w:p>
         </w:tc>

--- a/docs/02_Technical_Build_Specification.docx
+++ b/docs/02_Technical_Build_Specification.docx
@@ -44,7 +44,7 @@
           <w:color w:val="999999"/>
           <w:sz w:val="20"/>
         </w:rPr>
-        <w:t>Version 2.0 | May 2026 | InterSystems AI Hub</w:t>
+        <w:t>Version 3.0 | May 2026 | InterSystems AI Hub</w:t>
       </w:r>
     </w:p>
     <w:p>
@@ -72,7 +72,7 @@
     </w:p>
     <w:p>
       <w:r>
-        <w:t>Three personas interact with the system: Developers who build capabilities in code, AI Hub Admins who configure the copilot through the admin UI, and End Users (System Integrators) who use the chatbot to get integration work done.</w:t>
+        <w:t>Four personas interact with the system: Developers who build capabilities in code, AI Hub Admins who configure the copilot through the admin UI, Builders (dev-time End Users) who create new integration artifacts, and Operators (run-time End Users) who monitor, triage, and review existing integrations.</w:t>
       </w:r>
     </w:p>
     <w:p>
@@ -3177,7 +3177,46 @@
         <w:pStyle w:val="Heading2"/>
       </w:pPr>
       <w:r>
-        <w:t>10.2 Audit Log Fields</w:t>
+        <w:t>10.2 LLM Permission Delegation</w:t>
+      </w:r>
+    </w:p>
+    <w:p>
+      <w:r>
+        <w:t>The agent must NEVER bypass the authenticated user's permissions. Every tool call is executed under the authenticated user's security context. If the user cannot perform an action through the Management Portal, the agent must not perform it either. Tools validate permissions via $System.Security.Check() before executing mutating operations.</w:t>
+      </w:r>
+    </w:p>
+    <w:p>
+      <w:pPr>
+        <w:pStyle w:val="Heading2"/>
+      </w:pPr>
+      <w:r>
+        <w:t>10.3 Namespace Constraints</w:t>
+      </w:r>
+    </w:p>
+    <w:p>
+      <w:r>
+        <w:t>Foundation namespaces (HSLIB, HSSYS, ENSLIB) are always read-only for the agent, regardless of user permissions. Non-Foundation namespaces respect the authenticated user's database-level permissions.</w:t>
+      </w:r>
+    </w:p>
+    <w:p>
+      <w:pPr>
+        <w:pStyle w:val="Heading2"/>
+      </w:pPr>
+      <w:r>
+        <w:t>10.4 Builder vs Operator Privilege Separation</w:t>
+      </w:r>
+    </w:p>
+    <w:p>
+      <w:r>
+        <w:t>Enforced at two levels: (1) Tool availability -- the AI Hub Admin binds different ToolSets to Builder-mode and Operator-mode agent configurations; (2) Permission validation -- every mutating tool checks the user's IRIS roles before executing.</w:t>
+      </w:r>
+    </w:p>
+    <w:p>
+      <w:pPr>
+        <w:pStyle w:val="Heading2"/>
+      </w:pPr>
+      <w:r>
+        <w:t>10.5 Audit Log Fields</w:t>
       </w:r>
     </w:p>
     <w:tbl>
@@ -3512,7 +3551,7 @@
         <w:pStyle w:val="Heading2"/>
       </w:pPr>
       <w:r>
-        <w:t>10.3 Security Policies</w:t>
+        <w:t>10.6 Security Policies</w:t>
       </w:r>
     </w:p>
     <w:p>
@@ -3520,7 +3559,7 @@
         <w:pStyle w:val="ListBullet"/>
       </w:pPr>
       <w:r>
-        <w:t>ConfirmationGate: Mutating operations require explicit End User approval.</w:t>
+        <w:t>ConfirmationGate: Mutating operations require explicit End User approval. This is the last line of defense after permission checks and namespace validation.</w:t>
       </w:r>
     </w:p>
     <w:p>
@@ -3528,7 +3567,20 @@
         <w:pStyle w:val="ListBullet"/>
       </w:pPr>
       <w:r>
-        <w:t>ToolFilter: Strips framework waste tools from the LLM catalog, preventing access to generic system tools.</w:t>
+        <w:t>ToolFilter: Strips framework waste tools from the LLM catalog, preventing access to generic system tools that could bypass the permission model.</w:t>
+      </w:r>
+    </w:p>
+    <w:p>
+      <w:pPr>
+        <w:pStyle w:val="Heading2"/>
+      </w:pPr>
+      <w:r>
+        <w:t>10.7 Source Control Integration</w:t>
+      </w:r>
+    </w:p>
+    <w:p>
+      <w:r>
+        <w:t>Agent-created artifacts (productions, DTLs, BPLs, routing rules) integrate with Health Connect Cloud's %SourceControl hooks. The agent uses standard IRIS APIs ($System.OBJ.Compile, %Dictionary) that trigger the hooks automatically. Changes are attributed to the authenticated user, not the agent's service account. The CI/CD pipeline (GitLab) validates, tests, and deploys changes across environments.</w:t>
       </w:r>
     </w:p>
     <w:p>

--- a/docs/02_Technical_Build_Specification.docx
+++ b/docs/02_Technical_Build_Specification.docx
@@ -3584,6 +3584,59 @@
       </w:r>
     </w:p>
     <w:p>
+      <w:pPr>
+        <w:jc w:val="center"/>
+      </w:pPr>
+      <w:r>
+        <w:drawing>
+          <wp:inline xmlns:a="http://schemas.openxmlformats.org/drawingml/2006/main" xmlns:pic="http://schemas.openxmlformats.org/drawingml/2006/picture">
+            <wp:extent cx="5669280" cy="2325396"/>
+            <wp:docPr id="13" name="Picture 13"/>
+            <wp:cNvGraphicFramePr>
+              <a:graphicFrameLocks noChangeAspect="1"/>
+            </wp:cNvGraphicFramePr>
+            <a:graphic>
+              <a:graphicData uri="http://schemas.openxmlformats.org/drawingml/2006/picture">
+                <pic:pic>
+                  <pic:nvPicPr>
+                    <pic:cNvPr id="0" name="16_cicd_pipeline.png"/>
+                    <pic:cNvPicPr/>
+                  </pic:nvPicPr>
+                  <pic:blipFill>
+                    <a:blip r:embed="rId21"/>
+                    <a:stretch>
+                      <a:fillRect/>
+                    </a:stretch>
+                  </pic:blipFill>
+                  <pic:spPr>
+                    <a:xfrm>
+                      <a:off x="0" y="0"/>
+                      <a:ext cx="5669280" cy="2325396"/>
+                    </a:xfrm>
+                    <a:prstGeom prst="rect"/>
+                  </pic:spPr>
+                </pic:pic>
+              </a:graphicData>
+            </a:graphic>
+          </wp:inline>
+        </w:drawing>
+      </w:r>
+    </w:p>
+    <w:p>
+      <w:pPr>
+        <w:jc w:val="center"/>
+      </w:pPr>
+      <w:r>
+        <w:rPr>
+          <w:i/>
+          <w:color w:val="666666"/>
+          <w:sz w:val="18"/>
+        </w:rPr>
+        <w:t>Figure: CI/CD Pipeline Flow: agent-created artifacts flow through source control hooks to Git and CI/CD</w:t>
+      </w:r>
+    </w:p>
+    <w:p/>
+    <w:p>
       <w:r>
         <w:br w:type="page"/>
       </w:r>

--- a/docs/02_Technical_Build_Specification.docx
+++ b/docs/02_Technical_Build_Specification.docx
@@ -72,7 +72,7 @@
     </w:p>
     <w:p>
       <w:r>
-        <w:t>Four personas interact with the system: Developers who build capabilities in code, AI Hub Admins who configure the copilot through the admin UI, Builders (dev-time End Users) who create new integration artifacts, and Operators (run-time End Users) who monitor, triage, and review existing integrations.</w:t>
+        <w:t>Four personas interact with the system: Developers who build capabilities in code, AI Hub Admins who configure the copilot through the admin UI, Interface Engineers (dev-time End Users) who create new integration artifacts, and Operators (run-time End Users) who monitor, triage, and review existing integrations.</w:t>
       </w:r>
     </w:p>
     <w:p>
@@ -3203,12 +3203,12 @@
         <w:pStyle w:val="Heading2"/>
       </w:pPr>
       <w:r>
-        <w:t>10.4 Builder vs Operator Privilege Separation</w:t>
+        <w:t>10.4 Interface Engineer vs Operator Privilege Separation</w:t>
       </w:r>
     </w:p>
     <w:p>
       <w:r>
-        <w:t>Enforced at two levels: (1) Tool availability -- the AI Hub Admin binds different ToolSets to Builder-mode and Operator-mode agent configurations; (2) Permission validation -- every mutating tool checks the user's IRIS roles before executing.</w:t>
+        <w:t>Enforced at two levels: (1) Tool availability -- the AI Hub Admin binds different ToolSets to Interface Engineer-mode and Operator-mode agent configurations; (2) Permission validation -- every mutating tool checks the user's IRIS roles before executing.</w:t>
       </w:r>
     </w:p>
     <w:p>

--- a/docs/02_Technical_Build_Specification.docx
+++ b/docs/02_Technical_Build_Specification.docx
@@ -1680,7 +1680,7 @@
     </w:p>
     <w:p>
       <w:r>
-        <w:t>42 tools across 5 tool classes implement the agent's capabilities. Each tool is a method with [Tool] annotation, JSON Schema input/output, and a natural-language description.</w:t>
+        <w:t>118 tools across 7 tool classes implement the agent's capabilities. Each tool is a method with [Tool] annotation, JSON Schema input/output, and a natural-language description.</w:t>
       </w:r>
     </w:p>
     <w:p>
@@ -1732,7 +1732,7 @@
           <w:color w:val="666666"/>
           <w:sz w:val="18"/>
         </w:rPr>
-        <w:t>Figure: All 42 tools listed across the five ToolSet classes</w:t>
+        <w:t>Figure: All 118 tools listed across the seven ToolSet classes</w:t>
       </w:r>
     </w:p>
     <w:p/>
@@ -4216,7 +4216,7 @@
               <w:rPr>
                 <w:sz w:val="20"/>
               </w:rPr>
-              <w:t>5 classes, 42 tools</w:t>
+              <w:t>7 classes, 118 tools</w:t>
             </w:r>
           </w:p>
         </w:tc>
@@ -4257,7 +4257,7 @@
               <w:rPr>
                 <w:sz w:val="20"/>
               </w:rPr>
-              <w:t>13 classes (Base + 12 skills)</w:t>
+              <w:t>16 classes (Base + 15 domain skills)</w:t>
             </w:r>
           </w:p>
         </w:tc>
